--- a/docs/technical/ahgMigrationPlugin.docx
+++ b/docs/technical/ahgMigrationPlugin.docx
@@ -2,32 +2,22 @@
 <file path=word/document.xml><?xml version="1.0" encoding="utf-8"?>
 <w:document xmlns:w="http://schemas.openxmlformats.org/wordprocessingml/2006/main" xmlns:m="http://schemas.openxmlformats.org/officeDocument/2006/math" xmlns:r="http://schemas.openxmlformats.org/officeDocument/2006/relationships" xmlns:o="urn:schemas-microsoft-com:office:office" xmlns:v="urn:schemas-microsoft-com:vml" xmlns:w10="urn:schemas-microsoft-com:office:word" xmlns:a="http://schemas.openxmlformats.org/drawingml/2006/main" xmlns:pic="http://schemas.openxmlformats.org/drawingml/2006/picture" xmlns:wp="http://schemas.openxmlformats.org/drawingml/2006/wordprocessingDrawing">
   <w:body>
-    <w:sdt>
-      <w:sdtPr>
-        <w:docPartObj>
-          <w:docPartGallery w:val="Table of Contents"/>
-          <w:docPartUnique/>
-        </w:docPartObj>
-      </w:sdtPr>
-      <w:sdtContent>
-        <w:p>
-          <w:pPr>
-            <w:pStyle w:val="TOCHeading"/>
-          </w:pPr>
-          <w:r>
-            <w:t xml:space="preserve">Table of Contents</w:t>
-          </w:r>
-        </w:p>
-        <w:p>
-          <w:r>
-            <w:fldChar w:fldCharType="begin" w:dirty="true"/>
-            <w:instrText xml:space="preserve">TOC \o "1-3" \h \z \u</w:instrText>
-            <w:fldChar w:fldCharType="separate"/>
-            <w:fldChar w:fldCharType="end"/>
-          </w:r>
-        </w:p>
-      </w:sdtContent>
-    </w:sdt>
+    <w:p>
+      <w:pPr>
+        <w:pStyle w:val="Title"/>
+      </w:pPr>
+      <w:r>
+        <w:t xml:space="preserve">ahgMigrationPlugin - Technical Documentation</w:t>
+      </w:r>
+    </w:p>
+    <w:p>
+      <w:pPr>
+        <w:pStyle w:val="Author"/>
+      </w:pPr>
+      <w:r>
+        <w:t xml:space="preserve">The Archive and Heritage Group (Pty) Ltd</w:t>
+      </w:r>
+    </w:p>
     <w:bookmarkStart w:id="53" w:name="X4f6305ed921103e30a16169647b839fbff1e834"/>
     <w:p>
       <w:pPr>
@@ -146,436 +136,259 @@
     </w:p>
     <w:p>
       <w:pPr>
-        <w:pStyle w:val="SourceCode"/>
+        <w:pStyle w:val="FirstParagraph"/>
       </w:pPr>
       <w:r>
-        <w:rPr>
-          <w:rStyle w:val="VerbatimChar"/>
-        </w:rPr>
-        <w:t xml:space="preserve">+---------------------------------------------------------------------+</w:t>
-      </w:r>
-      <w:r>
-        <w:br/>
-      </w:r>
-      <w:r>
-        <w:rPr>
-          <w:rStyle w:val="VerbatimChar"/>
-        </w:rPr>
-        <w:t xml:space="preserve">|                      ahgMigrationPlugin                              |</w:t>
-      </w:r>
-      <w:r>
-        <w:br/>
-      </w:r>
-      <w:r>
-        <w:rPr>
-          <w:rStyle w:val="VerbatimChar"/>
-        </w:rPr>
-        <w:t xml:space="preserve">+---------------------------------------------------------------------+</w:t>
-      </w:r>
-      <w:r>
-        <w:br/>
-      </w:r>
-      <w:r>
-        <w:rPr>
-          <w:rStyle w:val="VerbatimChar"/>
-        </w:rPr>
-        <w:t xml:space="preserve">|                                                                     |</w:t>
-      </w:r>
-      <w:r>
-        <w:br/>
-      </w:r>
-      <w:r>
-        <w:rPr>
-          <w:rStyle w:val="VerbatimChar"/>
-        </w:rPr>
-        <w:t xml:space="preserve">|  +---------------------------------------------------------------+  |</w:t>
-      </w:r>
-      <w:r>
-        <w:br/>
-      </w:r>
-      <w:r>
-        <w:rPr>
-          <w:rStyle w:val="VerbatimChar"/>
-        </w:rPr>
-        <w:t xml:space="preserve">|  |                      ParserFactory                             |  |</w:t>
-      </w:r>
-      <w:r>
-        <w:br/>
-      </w:r>
-      <w:r>
-        <w:rPr>
-          <w:rStyle w:val="VerbatimChar"/>
-        </w:rPr>
-        <w:t xml:space="preserve">|  |  - CsvParser    (CSV, TSV, TXT files)                          |  |</w:t>
-      </w:r>
-      <w:r>
-        <w:br/>
-      </w:r>
-      <w:r>
-        <w:rPr>
-          <w:rStyle w:val="VerbatimChar"/>
-        </w:rPr>
-        <w:t xml:space="preserve">|  |  - XmlParser    (Generic XML files)                            |  |</w:t>
-      </w:r>
-      <w:r>
-        <w:br/>
-      </w:r>
-      <w:r>
-        <w:rPr>
-          <w:rStyle w:val="VerbatimChar"/>
-        </w:rPr>
-        <w:t xml:space="preserve">|  |  - EadParser    (EAD 2002 / EAD3 finding aids)                 |  |</w:t>
-      </w:r>
-      <w:r>
-        <w:br/>
-      </w:r>
-      <w:r>
-        <w:rPr>
-          <w:rStyle w:val="VerbatimChar"/>
-        </w:rPr>
-        <w:t xml:space="preserve">|  +---------------------------------------------------------------+  |</w:t>
-      </w:r>
-      <w:r>
-        <w:br/>
-      </w:r>
-      <w:r>
-        <w:rPr>
-          <w:rStyle w:val="VerbatimChar"/>
-        </w:rPr>
-        <w:t xml:space="preserve">|                              |                                      |</w:t>
-      </w:r>
-      <w:r>
-        <w:br/>
-      </w:r>
-      <w:r>
-        <w:rPr>
-          <w:rStyle w:val="VerbatimChar"/>
-        </w:rPr>
-        <w:t xml:space="preserve">|                              v                                      |</w:t>
-      </w:r>
-      <w:r>
-        <w:br/>
-      </w:r>
-      <w:r>
-        <w:rPr>
-          <w:rStyle w:val="VerbatimChar"/>
-        </w:rPr>
-        <w:t xml:space="preserve">|  +---------------------------------------------------------------+  |</w:t>
-      </w:r>
-      <w:r>
-        <w:br/>
-      </w:r>
-      <w:r>
-        <w:rPr>
-          <w:rStyle w:val="VerbatimChar"/>
-        </w:rPr>
-        <w:t xml:space="preserve">|  |                     FieldMapper                                |  |</w:t>
-      </w:r>
-      <w:r>
-        <w:br/>
-      </w:r>
-      <w:r>
-        <w:rPr>
-          <w:rStyle w:val="VerbatimChar"/>
-        </w:rPr>
-        <w:t xml:space="preserve">|  |  - Auto-suggestion based on field names                        |  |</w:t>
-      </w:r>
-      <w:r>
-        <w:br/>
-      </w:r>
-      <w:r>
-        <w:rPr>
-          <w:rStyle w:val="VerbatimChar"/>
-        </w:rPr>
-        <w:t xml:space="preserve">|  |  - Transformation engine for data conversion                   |  |</w:t>
-      </w:r>
-      <w:r>
-        <w:br/>
-      </w:r>
-      <w:r>
-        <w:rPr>
-          <w:rStyle w:val="VerbatimChar"/>
-        </w:rPr>
-        <w:t xml:space="preserve">|  |  - Default value assignment                                    |  |</w:t>
-      </w:r>
-      <w:r>
-        <w:br/>
-      </w:r>
-      <w:r>
-        <w:rPr>
-          <w:rStyle w:val="VerbatimChar"/>
-        </w:rPr>
-        <w:t xml:space="preserve">|  +---------------------------------------------------------------+  |</w:t>
-      </w:r>
-      <w:r>
-        <w:br/>
-      </w:r>
-      <w:r>
-        <w:rPr>
-          <w:rStyle w:val="VerbatimChar"/>
-        </w:rPr>
-        <w:t xml:space="preserve">|                              |                                      |</w:t>
-      </w:r>
-      <w:r>
-        <w:br/>
-      </w:r>
-      <w:r>
-        <w:rPr>
-          <w:rStyle w:val="VerbatimChar"/>
-        </w:rPr>
-        <w:t xml:space="preserve">|                              v                                      |</w:t>
-      </w:r>
-      <w:r>
-        <w:br/>
-      </w:r>
-      <w:r>
-        <w:rPr>
-          <w:rStyle w:val="VerbatimChar"/>
-        </w:rPr>
-        <w:t xml:space="preserve">|  +---------------------------------------------------------------+  |</w:t>
-      </w:r>
-      <w:r>
-        <w:br/>
-      </w:r>
-      <w:r>
-        <w:rPr>
-          <w:rStyle w:val="VerbatimChar"/>
-        </w:rPr>
-        <w:t xml:space="preserve">|  |                    SectorFactory                               |  |</w:t>
-      </w:r>
-      <w:r>
-        <w:br/>
-      </w:r>
-      <w:r>
-        <w:rPr>
-          <w:rStyle w:val="VerbatimChar"/>
-        </w:rPr>
-        <w:t xml:space="preserve">|  |  - ArchivesSector  (ISAD(G))                                   |  |</w:t>
-      </w:r>
-      <w:r>
-        <w:br/>
-      </w:r>
-      <w:r>
-        <w:rPr>
-          <w:rStyle w:val="VerbatimChar"/>
-        </w:rPr>
-        <w:t xml:space="preserve">|  |  - MuseumSector    (SPECTRUM 5.0)                              |  |</w:t>
-      </w:r>
-      <w:r>
-        <w:br/>
-      </w:r>
-      <w:r>
-        <w:rPr>
-          <w:rStyle w:val="VerbatimChar"/>
-        </w:rPr>
-        <w:t xml:space="preserve">|  |  - LibrarySector   (MARC/RDA)                                  |  |</w:t>
-      </w:r>
-      <w:r>
-        <w:br/>
-      </w:r>
-      <w:r>
-        <w:rPr>
-          <w:rStyle w:val="VerbatimChar"/>
-        </w:rPr>
-        <w:t xml:space="preserve">|  |  - GallerySector   (CCO/VRA)                                   |  |</w:t>
-      </w:r>
-      <w:r>
-        <w:br/>
-      </w:r>
-      <w:r>
-        <w:rPr>
-          <w:rStyle w:val="VerbatimChar"/>
-        </w:rPr>
-        <w:t xml:space="preserve">|  |  - DamSector       (Dublin Core)                               |  |</w:t>
-      </w:r>
-      <w:r>
-        <w:br/>
-      </w:r>
-      <w:r>
-        <w:rPr>
-          <w:rStyle w:val="VerbatimChar"/>
-        </w:rPr>
-        <w:t xml:space="preserve">|  +---------------------------------------------------------------+  |</w:t>
-      </w:r>
-      <w:r>
-        <w:br/>
-      </w:r>
-      <w:r>
-        <w:rPr>
-          <w:rStyle w:val="VerbatimChar"/>
-        </w:rPr>
-        <w:t xml:space="preserve">|                              |                                      |</w:t>
-      </w:r>
-      <w:r>
-        <w:br/>
-      </w:r>
-      <w:r>
-        <w:rPr>
-          <w:rStyle w:val="VerbatimChar"/>
-        </w:rPr>
-        <w:t xml:space="preserve">|                              v                                      |</w:t>
-      </w:r>
-      <w:r>
-        <w:br/>
-      </w:r>
-      <w:r>
-        <w:rPr>
-          <w:rStyle w:val="VerbatimChar"/>
-        </w:rPr>
-        <w:t xml:space="preserve">|  +---------------------------------------------------------------+  |</w:t>
-      </w:r>
-      <w:r>
-        <w:br/>
-      </w:r>
-      <w:r>
-        <w:rPr>
-          <w:rStyle w:val="VerbatimChar"/>
-        </w:rPr>
-        <w:t xml:space="preserve">|  |                  MigrationRepository                           |  |</w:t>
-      </w:r>
-      <w:r>
-        <w:br/>
-      </w:r>
-      <w:r>
-        <w:rPr>
-          <w:rStyle w:val="VerbatimChar"/>
-        </w:rPr>
-        <w:t xml:space="preserve">|  |  - Job management (CRUD)                                       |  |</w:t>
-      </w:r>
-      <w:r>
-        <w:br/>
-      </w:r>
-      <w:r>
-        <w:rPr>
-          <w:rStyle w:val="VerbatimChar"/>
-        </w:rPr>
-        <w:t xml:space="preserve">|  |  - Template management                                         |  |</w:t>
-      </w:r>
-      <w:r>
-        <w:br/>
-      </w:r>
-      <w:r>
-        <w:rPr>
-          <w:rStyle w:val="VerbatimChar"/>
-        </w:rPr>
-        <w:t xml:space="preserve">|  |  - Staged records                                              |  |</w:t>
-      </w:r>
-      <w:r>
-        <w:br/>
-      </w:r>
-      <w:r>
-        <w:rPr>
-          <w:rStyle w:val="VerbatimChar"/>
-        </w:rPr>
-        <w:t xml:space="preserve">|  |  - Import logging                                              |  |</w:t>
-      </w:r>
-      <w:r>
-        <w:br/>
-      </w:r>
-      <w:r>
-        <w:rPr>
-          <w:rStyle w:val="VerbatimChar"/>
-        </w:rPr>
-        <w:t xml:space="preserve">|  +---------------------------------------------------------------+  |</w:t>
-      </w:r>
-      <w:r>
-        <w:br/>
-      </w:r>
-      <w:r>
-        <w:rPr>
-          <w:rStyle w:val="VerbatimChar"/>
-        </w:rPr>
-        <w:t xml:space="preserve">|                              |                                      |</w:t>
-      </w:r>
-      <w:r>
-        <w:br/>
-      </w:r>
-      <w:r>
-        <w:rPr>
-          <w:rStyle w:val="VerbatimChar"/>
-        </w:rPr>
-        <w:t xml:space="preserve">|                              v                                      |</w:t>
-      </w:r>
-      <w:r>
-        <w:br/>
-      </w:r>
-      <w:r>
-        <w:rPr>
-          <w:rStyle w:val="VerbatimChar"/>
-        </w:rPr>
-        <w:t xml:space="preserve">|  +---------------------------------------------------------------+  |</w:t>
-      </w:r>
-      <w:r>
-        <w:br/>
-      </w:r>
-      <w:r>
-        <w:rPr>
-          <w:rStyle w:val="VerbatimChar"/>
-        </w:rPr>
-        <w:t xml:space="preserve">|  |                 Database Tables                                |  |</w:t>
-      </w:r>
-      <w:r>
-        <w:br/>
-      </w:r>
-      <w:r>
-        <w:rPr>
-          <w:rStyle w:val="VerbatimChar"/>
-        </w:rPr>
-        <w:t xml:space="preserve">|  |  - atom_migration_job                                          |  |</w:t>
-      </w:r>
-      <w:r>
-        <w:br/>
-      </w:r>
-      <w:r>
-        <w:rPr>
-          <w:rStyle w:val="VerbatimChar"/>
-        </w:rPr>
-        <w:t xml:space="preserve">|  |  - atom_migration_template                                     |  |</w:t>
-      </w:r>
-      <w:r>
-        <w:br/>
-      </w:r>
-      <w:r>
-        <w:rPr>
-          <w:rStyle w:val="VerbatimChar"/>
-        </w:rPr>
-        <w:t xml:space="preserve">|  |  - atom_migration_log                                          |  |</w:t>
-      </w:r>
-      <w:r>
-        <w:br/>
-      </w:r>
-      <w:r>
-        <w:rPr>
-          <w:rStyle w:val="VerbatimChar"/>
-        </w:rPr>
-        <w:t xml:space="preserve">|  |  - atom_migration_staged                                       |  |</w:t>
-      </w:r>
-      <w:r>
-        <w:br/>
-      </w:r>
-      <w:r>
-        <w:rPr>
-          <w:rStyle w:val="VerbatimChar"/>
-        </w:rPr>
-        <w:t xml:space="preserve">|  +---------------------------------------------------------------+  |</w:t>
-      </w:r>
-      <w:r>
-        <w:br/>
-      </w:r>
-      <w:r>
-        <w:rPr>
-          <w:rStyle w:val="VerbatimChar"/>
-        </w:rPr>
-        <w:t xml:space="preserve">|                                                                     |</w:t>
-      </w:r>
-      <w:r>
-        <w:br/>
-      </w:r>
-      <w:r>
-        <w:rPr>
-          <w:rStyle w:val="VerbatimChar"/>
-        </w:rPr>
-        <w:t xml:space="preserve">+---------------------------------------------------------------------+</w:t>
+        <w:t xml:space="preserve">ahgMigrationPlugin</w:t>
+      </w:r>
+      <w:r>
+        <w:t xml:space="preserve">ParserFactory</w:t>
+      </w:r>
+      <w:r>
+        <w:t xml:space="preserve">-</w:t>
+      </w:r>
+      <w:r>
+        <w:t xml:space="preserve">CsvParser</w:t>
+      </w:r>
+      <w:r>
+        <w:t xml:space="preserve">(CSV,</w:t>
+      </w:r>
+      <w:r>
+        <w:t xml:space="preserve">TSV,</w:t>
+      </w:r>
+      <w:r>
+        <w:t xml:space="preserve">TXT</w:t>
+      </w:r>
+      <w:r>
+        <w:t xml:space="preserve">files)</w:t>
+      </w:r>
+      <w:r>
+        <w:t xml:space="preserve">-</w:t>
+      </w:r>
+      <w:r>
+        <w:t xml:space="preserve">XmlParser</w:t>
+      </w:r>
+      <w:r>
+        <w:t xml:space="preserve">(Generic</w:t>
+      </w:r>
+      <w:r>
+        <w:t xml:space="preserve">XML</w:t>
+      </w:r>
+      <w:r>
+        <w:t xml:space="preserve">files)</w:t>
+      </w:r>
+      <w:r>
+        <w:t xml:space="preserve">-</w:t>
+      </w:r>
+      <w:r>
+        <w:t xml:space="preserve">EadParser</w:t>
+      </w:r>
+      <w:r>
+        <w:t xml:space="preserve">(EAD</w:t>
+      </w:r>
+      <w:r>
+        <w:t xml:space="preserve">2002</w:t>
+      </w:r>
+      <w:r>
+        <w:t xml:space="preserve">/</w:t>
+      </w:r>
+      <w:r>
+        <w:t xml:space="preserve">EAD3</w:t>
+      </w:r>
+      <w:r>
+        <w:t xml:space="preserve">finding</w:t>
+      </w:r>
+      <w:r>
+        <w:t xml:space="preserve">aids)</w:t>
+      </w:r>
+      <w:r>
+        <w:t xml:space="preserve">v</w:t>
+      </w:r>
+      <w:r>
+        <w:t xml:space="preserve">FieldMapper</w:t>
+      </w:r>
+      <w:r>
+        <w:t xml:space="preserve">-</w:t>
+      </w:r>
+      <w:r>
+        <w:t xml:space="preserve">Auto-suggestion</w:t>
+      </w:r>
+      <w:r>
+        <w:t xml:space="preserve">based</w:t>
+      </w:r>
+      <w:r>
+        <w:t xml:space="preserve">on</w:t>
+      </w:r>
+      <w:r>
+        <w:t xml:space="preserve">field</w:t>
+      </w:r>
+      <w:r>
+        <w:t xml:space="preserve">names</w:t>
+      </w:r>
+      <w:r>
+        <w:t xml:space="preserve">-</w:t>
+      </w:r>
+      <w:r>
+        <w:t xml:space="preserve">Transformation</w:t>
+      </w:r>
+      <w:r>
+        <w:t xml:space="preserve">engine</w:t>
+      </w:r>
+      <w:r>
+        <w:t xml:space="preserve">for</w:t>
+      </w:r>
+      <w:r>
+        <w:t xml:space="preserve">data</w:t>
+      </w:r>
+      <w:r>
+        <w:t xml:space="preserve">conversion</w:t>
+      </w:r>
+      <w:r>
+        <w:t xml:space="preserve">-</w:t>
+      </w:r>
+      <w:r>
+        <w:t xml:space="preserve">Default</w:t>
+      </w:r>
+      <w:r>
+        <w:t xml:space="preserve">value</w:t>
+      </w:r>
+      <w:r>
+        <w:t xml:space="preserve">assignment</w:t>
+      </w:r>
+      <w:r>
+        <w:t xml:space="preserve">v</w:t>
+      </w:r>
+      <w:r>
+        <w:t xml:space="preserve">SectorFactory</w:t>
+      </w:r>
+      <w:r>
+        <w:t xml:space="preserve">-</w:t>
+      </w:r>
+      <w:r>
+        <w:t xml:space="preserve">ArchivesSector</w:t>
+      </w:r>
+      <w:r>
+        <w:t xml:space="preserve">(ISAD(G))</w:t>
+      </w:r>
+      <w:r>
+        <w:t xml:space="preserve">-</w:t>
+      </w:r>
+      <w:r>
+        <w:t xml:space="preserve">MuseumSector</w:t>
+      </w:r>
+      <w:r>
+        <w:t xml:space="preserve">(SPECTRUM</w:t>
+      </w:r>
+      <w:r>
+        <w:t xml:space="preserve">5.0)</w:t>
+      </w:r>
+      <w:r>
+        <w:t xml:space="preserve">-</w:t>
+      </w:r>
+      <w:r>
+        <w:t xml:space="preserve">LibrarySector</w:t>
+      </w:r>
+      <w:r>
+        <w:t xml:space="preserve">(MARC/RDA)</w:t>
+      </w:r>
+      <w:r>
+        <w:t xml:space="preserve">-</w:t>
+      </w:r>
+      <w:r>
+        <w:t xml:space="preserve">GallerySector</w:t>
+      </w:r>
+      <w:r>
+        <w:t xml:space="preserve">(CCO/VRA)</w:t>
+      </w:r>
+      <w:r>
+        <w:t xml:space="preserve">-</w:t>
+      </w:r>
+      <w:r>
+        <w:t xml:space="preserve">DamSector</w:t>
+      </w:r>
+      <w:r>
+        <w:t xml:space="preserve">(Dublin</w:t>
+      </w:r>
+      <w:r>
+        <w:t xml:space="preserve">Core)</w:t>
+      </w:r>
+      <w:r>
+        <w:t xml:space="preserve">v</w:t>
+      </w:r>
+      <w:r>
+        <w:t xml:space="preserve">MigrationRepository</w:t>
+      </w:r>
+      <w:r>
+        <w:t xml:space="preserve">-</w:t>
+      </w:r>
+      <w:r>
+        <w:t xml:space="preserve">Job</w:t>
+      </w:r>
+      <w:r>
+        <w:t xml:space="preserve">management</w:t>
+      </w:r>
+      <w:r>
+        <w:t xml:space="preserve">(CRUD)</w:t>
+      </w:r>
+      <w:r>
+        <w:t xml:space="preserve">-</w:t>
+      </w:r>
+      <w:r>
+        <w:t xml:space="preserve">Template</w:t>
+      </w:r>
+      <w:r>
+        <w:t xml:space="preserve">management</w:t>
+      </w:r>
+      <w:r>
+        <w:t xml:space="preserve">-</w:t>
+      </w:r>
+      <w:r>
+        <w:t xml:space="preserve">Staged</w:t>
+      </w:r>
+      <w:r>
+        <w:t xml:space="preserve">records</w:t>
+      </w:r>
+      <w:r>
+        <w:t xml:space="preserve">-</w:t>
+      </w:r>
+      <w:r>
+        <w:t xml:space="preserve">Import</w:t>
+      </w:r>
+      <w:r>
+        <w:t xml:space="preserve">logging</w:t>
+      </w:r>
+      <w:r>
+        <w:t xml:space="preserve">v</w:t>
+      </w:r>
+      <w:r>
+        <w:t xml:space="preserve">Database</w:t>
+      </w:r>
+      <w:r>
+        <w:t xml:space="preserve">Tables</w:t>
+      </w:r>
+      <w:r>
+        <w:t xml:space="preserve">-</w:t>
+      </w:r>
+      <w:r>
+        <w:t xml:space="preserve">atom_migration_job</w:t>
+      </w:r>
+      <w:r>
+        <w:t xml:space="preserve">-</w:t>
+      </w:r>
+      <w:r>
+        <w:t xml:space="preserve">atom_migration_template</w:t>
+      </w:r>
+      <w:r>
+        <w:t xml:space="preserve">-</w:t>
+      </w:r>
+      <w:r>
+        <w:t xml:space="preserve">atom_migration_log</w:t>
+      </w:r>
+      <w:r>
+        <w:t xml:space="preserve">-</w:t>
+      </w:r>
+      <w:r>
+        <w:t xml:space="preserve">atom_migration_staged</w:t>
       </w:r>
     </w:p>
     <w:p>
@@ -606,679 +419,559 @@
     </w:p>
     <w:p>
       <w:pPr>
-        <w:pStyle w:val="SourceCode"/>
+        <w:pStyle w:val="FirstParagraph"/>
       </w:pPr>
       <w:r>
-        <w:rPr>
-          <w:rStyle w:val="VerbatimChar"/>
-        </w:rPr>
-        <w:t xml:space="preserve">+-----------------------------------+       +----------------------------------+</w:t>
-      </w:r>
-      <w:r>
-        <w:br/>
-      </w:r>
-      <w:r>
-        <w:rPr>
-          <w:rStyle w:val="VerbatimChar"/>
-        </w:rPr>
-        <w:t xml:space="preserve">|       atom_migration_job          |       |     atom_migration_template      |</w:t>
-      </w:r>
-      <w:r>
-        <w:br/>
-      </w:r>
-      <w:r>
-        <w:rPr>
-          <w:rStyle w:val="VerbatimChar"/>
-        </w:rPr>
-        <w:t xml:space="preserve">+-----------------------------------+       +----------------------------------+</w:t>
-      </w:r>
-      <w:r>
-        <w:br/>
-      </w:r>
-      <w:r>
-        <w:rPr>
-          <w:rStyle w:val="VerbatimChar"/>
-        </w:rPr>
-        <w:t xml:space="preserve">| PK id BIGINT                      |       | PK id BIGINT                     |</w:t>
-      </w:r>
-      <w:r>
-        <w:br/>
-      </w:r>
-      <w:r>
-        <w:rPr>
-          <w:rStyle w:val="VerbatimChar"/>
-        </w:rPr>
-        <w:t xml:space="preserve">|    name VARCHAR(255)              |       |    name VARCHAR(255)             |</w:t>
-      </w:r>
-      <w:r>
-        <w:br/>
-      </w:r>
-      <w:r>
-        <w:rPr>
-          <w:rStyle w:val="VerbatimChar"/>
-        </w:rPr>
-        <w:t xml:space="preserve">|                                   |       |    slug VARCHAR(255) UNIQUE      |</w:t>
-      </w:r>
-      <w:r>
-        <w:br/>
-      </w:r>
-      <w:r>
-        <w:rPr>
-          <w:rStyle w:val="VerbatimChar"/>
-        </w:rPr>
-        <w:t xml:space="preserve">| -- Source --                      |       |    description TEXT              |</w:t>
-      </w:r>
-      <w:r>
-        <w:br/>
-      </w:r>
-      <w:r>
-        <w:rPr>
-          <w:rStyle w:val="VerbatimChar"/>
-        </w:rPr>
-        <w:t xml:space="preserve">|    source_system VARCHAR(100)     |       |                                  |</w:t>
-      </w:r>
-      <w:r>
-        <w:br/>
-      </w:r>
-      <w:r>
-        <w:rPr>
-          <w:rStyle w:val="VerbatimChar"/>
-        </w:rPr>
-        <w:t xml:space="preserve">|    source_format VARCHAR(50)      |       | -- Source/Dest Pair --           |</w:t>
-      </w:r>
-      <w:r>
-        <w:br/>
-      </w:r>
-      <w:r>
-        <w:rPr>
-          <w:rStyle w:val="VerbatimChar"/>
-        </w:rPr>
-        <w:t xml:space="preserve">|    source_file VARCHAR(500)       |       |    source_system VARCHAR(100)    |</w:t>
-      </w:r>
-      <w:r>
-        <w:br/>
-      </w:r>
-      <w:r>
-        <w:rPr>
-          <w:rStyle w:val="VerbatimChar"/>
-        </w:rPr>
-        <w:t xml:space="preserve">|    source_file_hash VARCHAR(64)   |       |    source_format VARCHAR(50)     |</w:t>
-      </w:r>
-      <w:r>
-        <w:br/>
-      </w:r>
-      <w:r>
-        <w:rPr>
-          <w:rStyle w:val="VerbatimChar"/>
-        </w:rPr>
-        <w:t xml:space="preserve">|    source_headers JSON            |       |    destination_sector VARCHAR(100)|</w:t>
-      </w:r>
-      <w:r>
-        <w:br/>
-      </w:r>
-      <w:r>
-        <w:rPr>
-          <w:rStyle w:val="VerbatimChar"/>
-        </w:rPr>
-        <w:t xml:space="preserve">|                                   |       |                                  |</w:t>
-      </w:r>
-      <w:r>
-        <w:br/>
-      </w:r>
-      <w:r>
-        <w:rPr>
-          <w:rStyle w:val="VerbatimChar"/>
-        </w:rPr>
-        <w:t xml:space="preserve">| -- Destination --                 |&lt;------+    field_mappings JSON           |</w:t>
-      </w:r>
-      <w:r>
-        <w:br/>
-      </w:r>
-      <w:r>
-        <w:rPr>
-          <w:rStyle w:val="VerbatimChar"/>
-        </w:rPr>
-        <w:t xml:space="preserve">|    destination_sector VARCHAR(100)|   FK  |    transformations JSON          |</w:t>
-      </w:r>
-      <w:r>
-        <w:br/>
-      </w:r>
-      <w:r>
-        <w:rPr>
-          <w:rStyle w:val="VerbatimChar"/>
-        </w:rPr>
-        <w:t xml:space="preserve">|    destination_repository_id INT  |       |    hierarchy_config JSON         |</w:t>
-      </w:r>
-      <w:r>
-        <w:br/>
-      </w:r>
-      <w:r>
-        <w:rPr>
-          <w:rStyle w:val="VerbatimChar"/>
-        </w:rPr>
-        <w:t xml:space="preserve">|    destination_parent_id INT      |       |    default_values JSON           |</w:t>
-      </w:r>
-      <w:r>
-        <w:br/>
-      </w:r>
-      <w:r>
-        <w:rPr>
-          <w:rStyle w:val="VerbatimChar"/>
-        </w:rPr>
-        <w:t xml:space="preserve">| FK template_id BIGINT             +------&gt;|                                  |</w:t>
-      </w:r>
-      <w:r>
-        <w:br/>
-      </w:r>
-      <w:r>
-        <w:rPr>
-          <w:rStyle w:val="VerbatimChar"/>
-        </w:rPr>
-        <w:t xml:space="preserve">|                                   |       | -- Metadata --                   |</w:t>
-      </w:r>
-      <w:r>
-        <w:br/>
-      </w:r>
-      <w:r>
-        <w:rPr>
-          <w:rStyle w:val="VerbatimChar"/>
-        </w:rPr>
-        <w:t xml:space="preserve">| -- Mapping --                     |       |    is_system TINYINT(1)          |</w:t>
-      </w:r>
-      <w:r>
-        <w:br/>
-      </w:r>
-      <w:r>
-        <w:rPr>
-          <w:rStyle w:val="VerbatimChar"/>
-        </w:rPr>
-        <w:t xml:space="preserve">|    field_mappings JSON            |       |    is_enabled TINYINT(1)         |</w:t>
-      </w:r>
-      <w:r>
-        <w:br/>
-      </w:r>
-      <w:r>
-        <w:rPr>
-          <w:rStyle w:val="VerbatimChar"/>
-        </w:rPr>
-        <w:t xml:space="preserve">|    transformations JSON           |       |    usage_count INT               |</w:t>
-      </w:r>
-      <w:r>
-        <w:br/>
-      </w:r>
-      <w:r>
-        <w:rPr>
-          <w:rStyle w:val="VerbatimChar"/>
-        </w:rPr>
-        <w:t xml:space="preserve">|    default_values JSON            |       |    version VARCHAR(20)           |</w:t>
-      </w:r>
-      <w:r>
-        <w:br/>
-      </w:r>
-      <w:r>
-        <w:rPr>
-          <w:rStyle w:val="VerbatimChar"/>
-        </w:rPr>
-        <w:t xml:space="preserve">|    import_options JSON            |       |    created_by INT                |</w:t>
-      </w:r>
-      <w:r>
-        <w:br/>
-      </w:r>
-      <w:r>
-        <w:rPr>
-          <w:rStyle w:val="VerbatimChar"/>
-        </w:rPr>
-        <w:t xml:space="preserve">|                                   |       |    created_at TIMESTAMP          |</w:t>
-      </w:r>
-      <w:r>
-        <w:br/>
-      </w:r>
-      <w:r>
-        <w:rPr>
-          <w:rStyle w:val="VerbatimChar"/>
-        </w:rPr>
-        <w:t xml:space="preserve">| -- Output --                      |       |    updated_at TIMESTAMP          |</w:t>
-      </w:r>
-      <w:r>
-        <w:br/>
-      </w:r>
-      <w:r>
-        <w:rPr>
-          <w:rStyle w:val="VerbatimChar"/>
-        </w:rPr>
-        <w:t xml:space="preserve">|    output_mode ENUM               |       +----------------------------------+</w:t>
-      </w:r>
-      <w:r>
-        <w:br/>
-      </w:r>
-      <w:r>
-        <w:rPr>
-          <w:rStyle w:val="VerbatimChar"/>
-        </w:rPr>
-        <w:t xml:space="preserve">|    export_file VARCHAR(500)       |</w:t>
-      </w:r>
-      <w:r>
-        <w:br/>
-      </w:r>
-      <w:r>
-        <w:rPr>
-          <w:rStyle w:val="VerbatimChar"/>
-        </w:rPr>
-        <w:t xml:space="preserve">|                                   |</w:t>
-      </w:r>
-      <w:r>
-        <w:br/>
-      </w:r>
-      <w:r>
-        <w:rPr>
-          <w:rStyle w:val="VerbatimChar"/>
-        </w:rPr>
-        <w:t xml:space="preserve">| -- Status --                      |</w:t>
-      </w:r>
-      <w:r>
-        <w:br/>
-      </w:r>
-      <w:r>
-        <w:rPr>
-          <w:rStyle w:val="VerbatimChar"/>
-        </w:rPr>
-        <w:t xml:space="preserve">|    status ENUM                    |</w:t>
-      </w:r>
-      <w:r>
-        <w:br/>
-      </w:r>
-      <w:r>
-        <w:rPr>
-          <w:rStyle w:val="VerbatimChar"/>
-        </w:rPr>
-        <w:t xml:space="preserve">|    total_records INT              |</w:t>
-      </w:r>
-      <w:r>
-        <w:br/>
-      </w:r>
-      <w:r>
-        <w:rPr>
-          <w:rStyle w:val="VerbatimChar"/>
-        </w:rPr>
-        <w:t xml:space="preserve">|    processed_records INT          |</w:t>
-      </w:r>
-      <w:r>
-        <w:br/>
-      </w:r>
-      <w:r>
-        <w:rPr>
-          <w:rStyle w:val="VerbatimChar"/>
-        </w:rPr>
-        <w:t xml:space="preserve">|    imported_records INT           |</w:t>
-      </w:r>
-      <w:r>
-        <w:br/>
-      </w:r>
-      <w:r>
-        <w:rPr>
-          <w:rStyle w:val="VerbatimChar"/>
-        </w:rPr>
-        <w:t xml:space="preserve">|    updated_records INT            |</w:t>
-      </w:r>
-      <w:r>
-        <w:br/>
-      </w:r>
-      <w:r>
-        <w:rPr>
-          <w:rStyle w:val="VerbatimChar"/>
-        </w:rPr>
-        <w:t xml:space="preserve">|    skipped_records INT            |</w:t>
-      </w:r>
-      <w:r>
-        <w:br/>
-      </w:r>
-      <w:r>
-        <w:rPr>
-          <w:rStyle w:val="VerbatimChar"/>
-        </w:rPr>
-        <w:t xml:space="preserve">|    error_count INT                |</w:t>
-      </w:r>
-      <w:r>
-        <w:br/>
-      </w:r>
-      <w:r>
-        <w:rPr>
-          <w:rStyle w:val="VerbatimChar"/>
-        </w:rPr>
-        <w:t xml:space="preserve">|    validation_errors JSON         |</w:t>
-      </w:r>
-      <w:r>
-        <w:br/>
-      </w:r>
-      <w:r>
-        <w:rPr>
-          <w:rStyle w:val="VerbatimChar"/>
-        </w:rPr>
-        <w:t xml:space="preserve">|                                   |</w:t>
-      </w:r>
-      <w:r>
-        <w:br/>
-      </w:r>
-      <w:r>
-        <w:rPr>
-          <w:rStyle w:val="VerbatimChar"/>
-        </w:rPr>
-        <w:t xml:space="preserve">| -- Timestamps --                  |</w:t>
-      </w:r>
-      <w:r>
-        <w:br/>
-      </w:r>
-      <w:r>
-        <w:rPr>
-          <w:rStyle w:val="VerbatimChar"/>
-        </w:rPr>
-        <w:t xml:space="preserve">|    started_at TIMESTAMP           |</w:t>
-      </w:r>
-      <w:r>
-        <w:br/>
-      </w:r>
-      <w:r>
-        <w:rPr>
-          <w:rStyle w:val="VerbatimChar"/>
-        </w:rPr>
-        <w:t xml:space="preserve">|    completed_at TIMESTAMP         |</w:t>
-      </w:r>
-      <w:r>
-        <w:br/>
-      </w:r>
-      <w:r>
-        <w:rPr>
-          <w:rStyle w:val="VerbatimChar"/>
-        </w:rPr>
-        <w:t xml:space="preserve">|    created_by INT                 |</w:t>
-      </w:r>
-      <w:r>
-        <w:br/>
-      </w:r>
-      <w:r>
-        <w:rPr>
-          <w:rStyle w:val="VerbatimChar"/>
-        </w:rPr>
-        <w:t xml:space="preserve">|    created_at TIMESTAMP           |</w:t>
-      </w:r>
-      <w:r>
-        <w:br/>
-      </w:r>
-      <w:r>
-        <w:rPr>
-          <w:rStyle w:val="VerbatimChar"/>
-        </w:rPr>
-        <w:t xml:space="preserve">|    updated_at TIMESTAMP           |</w:t>
-      </w:r>
-      <w:r>
-        <w:br/>
-      </w:r>
-      <w:r>
-        <w:rPr>
-          <w:rStyle w:val="VerbatimChar"/>
-        </w:rPr>
-        <w:t xml:space="preserve">+-----------------------------------+</w:t>
-      </w:r>
-      <w:r>
-        <w:br/>
-      </w:r>
-      <w:r>
-        <w:rPr>
-          <w:rStyle w:val="VerbatimChar"/>
-        </w:rPr>
-        <w:t xml:space="preserve">          |</w:t>
-      </w:r>
-      <w:r>
-        <w:br/>
-      </w:r>
-      <w:r>
-        <w:rPr>
-          <w:rStyle w:val="VerbatimChar"/>
-        </w:rPr>
-        <w:t xml:space="preserve">          | 1:N</w:t>
-      </w:r>
-      <w:r>
-        <w:br/>
-      </w:r>
-      <w:r>
-        <w:rPr>
-          <w:rStyle w:val="VerbatimChar"/>
-        </w:rPr>
-        <w:t xml:space="preserve">          v</w:t>
-      </w:r>
-      <w:r>
-        <w:br/>
-      </w:r>
-      <w:r>
-        <w:rPr>
-          <w:rStyle w:val="VerbatimChar"/>
-        </w:rPr>
-        <w:t xml:space="preserve">+-----------------------------------+       +----------------------------------+</w:t>
-      </w:r>
-      <w:r>
-        <w:br/>
-      </w:r>
-      <w:r>
-        <w:rPr>
-          <w:rStyle w:val="VerbatimChar"/>
-        </w:rPr>
-        <w:t xml:space="preserve">|       atom_migration_log          |       |      atom_migration_staged       |</w:t>
-      </w:r>
-      <w:r>
-        <w:br/>
-      </w:r>
-      <w:r>
-        <w:rPr>
-          <w:rStyle w:val="VerbatimChar"/>
-        </w:rPr>
-        <w:t xml:space="preserve">+-----------------------------------+       +----------------------------------+</w:t>
-      </w:r>
-      <w:r>
-        <w:br/>
-      </w:r>
-      <w:r>
-        <w:rPr>
-          <w:rStyle w:val="VerbatimChar"/>
-        </w:rPr>
-        <w:t xml:space="preserve">| PK id BIGINT                      |       | PK id BIGINT                     |</w:t>
-      </w:r>
-      <w:r>
-        <w:br/>
-      </w:r>
-      <w:r>
-        <w:rPr>
-          <w:rStyle w:val="VerbatimChar"/>
-        </w:rPr>
-        <w:t xml:space="preserve">| FK job_id BIGINT                  |       | FK job_id BIGINT                 |</w:t>
-      </w:r>
-      <w:r>
-        <w:br/>
-      </w:r>
-      <w:r>
-        <w:rPr>
-          <w:rStyle w:val="VerbatimChar"/>
-        </w:rPr>
-        <w:t xml:space="preserve">|    row_number INT                 |       |    row_number INT                |</w:t>
-      </w:r>
-      <w:r>
-        <w:br/>
-      </w:r>
-      <w:r>
-        <w:rPr>
-          <w:rStyle w:val="VerbatimChar"/>
-        </w:rPr>
-        <w:t xml:space="preserve">|    source_id VARCHAR(255)         |       |    source_id VARCHAR(255)        |</w:t>
-      </w:r>
-      <w:r>
-        <w:br/>
-      </w:r>
-      <w:r>
-        <w:rPr>
-          <w:rStyle w:val="VerbatimChar"/>
-        </w:rPr>
-        <w:t xml:space="preserve">|                                   |       |                                  |</w:t>
-      </w:r>
-      <w:r>
-        <w:br/>
-      </w:r>
-      <w:r>
-        <w:rPr>
-          <w:rStyle w:val="VerbatimChar"/>
-        </w:rPr>
-        <w:t xml:space="preserve">| -- Record Info --                 |       | -- Classification --             |</w:t>
-      </w:r>
-      <w:r>
-        <w:br/>
-      </w:r>
-      <w:r>
-        <w:rPr>
-          <w:rStyle w:val="VerbatimChar"/>
-        </w:rPr>
-        <w:t xml:space="preserve">|    record_type VARCHAR(100)       |       |    record_type VARCHAR(100)      |</w:t>
-      </w:r>
-      <w:r>
-        <w:br/>
-      </w:r>
-      <w:r>
-        <w:rPr>
-          <w:rStyle w:val="VerbatimChar"/>
-        </w:rPr>
-        <w:t xml:space="preserve">|    atom_object_id INT             |       |    parent_source_id VARCHAR(255) |</w:t>
-      </w:r>
-      <w:r>
-        <w:br/>
-      </w:r>
-      <w:r>
-        <w:rPr>
-          <w:rStyle w:val="VerbatimChar"/>
-        </w:rPr>
-        <w:t xml:space="preserve">|    atom_slug VARCHAR(255)         |       |    hierarchy_level INT           |</w:t>
-      </w:r>
-      <w:r>
-        <w:br/>
-      </w:r>
-      <w:r>
-        <w:rPr>
-          <w:rStyle w:val="VerbatimChar"/>
-        </w:rPr>
-        <w:t xml:space="preserve">|    action ENUM                    |       |    sort_order INT                |</w:t>
-      </w:r>
-      <w:r>
-        <w:br/>
-      </w:r>
-      <w:r>
-        <w:rPr>
-          <w:rStyle w:val="VerbatimChar"/>
-        </w:rPr>
-        <w:t xml:space="preserve">|                                   |       |                                  |</w:t>
-      </w:r>
-      <w:r>
-        <w:br/>
-      </w:r>
-      <w:r>
-        <w:rPr>
-          <w:rStyle w:val="VerbatimChar"/>
-        </w:rPr>
-        <w:t xml:space="preserve">| -- Hierarchy --                   |       | -- Data --                       |</w:t>
-      </w:r>
-      <w:r>
-        <w:br/>
-      </w:r>
-      <w:r>
-        <w:rPr>
-          <w:rStyle w:val="VerbatimChar"/>
-        </w:rPr>
-        <w:t xml:space="preserve">|    parent_source_id VARCHAR(255)  |       |    source_data JSON              |</w:t>
-      </w:r>
-      <w:r>
-        <w:br/>
-      </w:r>
-      <w:r>
-        <w:rPr>
-          <w:rStyle w:val="VerbatimChar"/>
-        </w:rPr>
-        <w:t xml:space="preserve">|                                   |       |    mapped_data JSON              |</w:t>
-      </w:r>
-      <w:r>
-        <w:br/>
-      </w:r>
-      <w:r>
-        <w:rPr>
-          <w:rStyle w:val="VerbatimChar"/>
-        </w:rPr>
-        <w:t xml:space="preserve">| -- Data --                        |       |                                  |</w:t>
-      </w:r>
-      <w:r>
-        <w:br/>
-      </w:r>
-      <w:r>
-        <w:rPr>
-          <w:rStyle w:val="VerbatimChar"/>
-        </w:rPr>
-        <w:t xml:space="preserve">|    source_data JSON               |       | -- Validation --                 |</w:t>
-      </w:r>
-      <w:r>
-        <w:br/>
-      </w:r>
-      <w:r>
-        <w:rPr>
-          <w:rStyle w:val="VerbatimChar"/>
-        </w:rPr>
-        <w:t xml:space="preserve">|    mapped_data JSON               |       |    validation_status ENUM        |</w:t>
-      </w:r>
-      <w:r>
-        <w:br/>
-      </w:r>
-      <w:r>
-        <w:rPr>
-          <w:rStyle w:val="VerbatimChar"/>
-        </w:rPr>
-        <w:t xml:space="preserve">|                                   |       |    validation_messages JSON      |</w:t>
-      </w:r>
-      <w:r>
-        <w:br/>
-      </w:r>
-      <w:r>
-        <w:rPr>
-          <w:rStyle w:val="VerbatimChar"/>
-        </w:rPr>
-        <w:t xml:space="preserve">| -- Messages --                    |       |    import_status ENUM            |</w:t>
-      </w:r>
-      <w:r>
-        <w:br/>
-      </w:r>
-      <w:r>
-        <w:rPr>
-          <w:rStyle w:val="VerbatimChar"/>
-        </w:rPr>
-        <w:t xml:space="preserve">|    error_message TEXT             |       |                                  |</w:t>
-      </w:r>
-      <w:r>
-        <w:br/>
-      </w:r>
-      <w:r>
-        <w:rPr>
-          <w:rStyle w:val="VerbatimChar"/>
-        </w:rPr>
-        <w:t xml:space="preserve">|    warning_message TEXT           |       |    created_at TIMESTAMP          |</w:t>
-      </w:r>
-      <w:r>
-        <w:br/>
-      </w:r>
-      <w:r>
-        <w:rPr>
-          <w:rStyle w:val="VerbatimChar"/>
-        </w:rPr>
-        <w:t xml:space="preserve">|    created_at TIMESTAMP           |       +----------------------------------+</w:t>
-      </w:r>
-      <w:r>
-        <w:br/>
-      </w:r>
-      <w:r>
-        <w:rPr>
-          <w:rStyle w:val="VerbatimChar"/>
-        </w:rPr>
-        <w:t xml:space="preserve">+-----------------------------------+</w:t>
+        <w:t xml:space="preserve">atom_migration_job</w:t>
+      </w:r>
+      <w:r>
+        <w:t xml:space="preserve">atom_migration_template</w:t>
+      </w:r>
+      <w:r>
+        <w:t xml:space="preserve">PK</w:t>
+      </w:r>
+      <w:r>
+        <w:t xml:space="preserve">id</w:t>
+      </w:r>
+      <w:r>
+        <w:t xml:space="preserve">BIGINT</w:t>
+      </w:r>
+      <w:r>
+        <w:t xml:space="preserve">PK</w:t>
+      </w:r>
+      <w:r>
+        <w:t xml:space="preserve">id</w:t>
+      </w:r>
+      <w:r>
+        <w:t xml:space="preserve">BIGINT</w:t>
+      </w:r>
+      <w:r>
+        <w:t xml:space="preserve">name</w:t>
+      </w:r>
+      <w:r>
+        <w:t xml:space="preserve">VARCHAR(255)</w:t>
+      </w:r>
+      <w:r>
+        <w:t xml:space="preserve">name</w:t>
+      </w:r>
+      <w:r>
+        <w:t xml:space="preserve">VARCHAR(255)</w:t>
+      </w:r>
+      <w:r>
+        <w:t xml:space="preserve">slug</w:t>
+      </w:r>
+      <w:r>
+        <w:t xml:space="preserve">VARCHAR(255)</w:t>
+      </w:r>
+      <w:r>
+        <w:t xml:space="preserve">UNIQUE</w:t>
+      </w:r>
+      <w:r>
+        <w:t xml:space="preserve">Source</w:t>
+      </w:r>
+      <w:r>
+        <w:t xml:space="preserve">description</w:t>
+      </w:r>
+      <w:r>
+        <w:t xml:space="preserve">TEXT</w:t>
+      </w:r>
+      <w:r>
+        <w:t xml:space="preserve">source_system</w:t>
+      </w:r>
+      <w:r>
+        <w:t xml:space="preserve">VARCHAR(100)</w:t>
+      </w:r>
+      <w:r>
+        <w:t xml:space="preserve">source_format</w:t>
+      </w:r>
+      <w:r>
+        <w:t xml:space="preserve">VARCHAR(50)</w:t>
+      </w:r>
+      <w:r>
+        <w:t xml:space="preserve">Source/Dest</w:t>
+      </w:r>
+      <w:r>
+        <w:t xml:space="preserve">Pair</w:t>
+      </w:r>
+      <w:r>
+        <w:t xml:space="preserve">source_file</w:t>
+      </w:r>
+      <w:r>
+        <w:t xml:space="preserve">VARCHAR(500)</w:t>
+      </w:r>
+      <w:r>
+        <w:t xml:space="preserve">source_system</w:t>
+      </w:r>
+      <w:r>
+        <w:t xml:space="preserve">VARCHAR(100)</w:t>
+      </w:r>
+      <w:r>
+        <w:t xml:space="preserve">source_file_hash</w:t>
+      </w:r>
+      <w:r>
+        <w:t xml:space="preserve">VARCHAR(64)</w:t>
+      </w:r>
+      <w:r>
+        <w:t xml:space="preserve">source_format</w:t>
+      </w:r>
+      <w:r>
+        <w:t xml:space="preserve">VARCHAR(50)</w:t>
+      </w:r>
+      <w:r>
+        <w:t xml:space="preserve">source_headers</w:t>
+      </w:r>
+      <w:r>
+        <w:t xml:space="preserve">JSON</w:t>
+      </w:r>
+      <w:r>
+        <w:t xml:space="preserve">destination_sector</w:t>
+      </w:r>
+      <w:r>
+        <w:t xml:space="preserve">VARCHAR(100)</w:t>
+      </w:r>
+      <w:r>
+        <w:t xml:space="preserve">Destination</w:t>
+      </w:r>
+      <w:r>
+        <w:t xml:space="preserve">field_mappings</w:t>
+      </w:r>
+      <w:r>
+        <w:t xml:space="preserve">JSON</w:t>
+      </w:r>
+      <w:r>
+        <w:t xml:space="preserve">destination_sector</w:t>
+      </w:r>
+      <w:r>
+        <w:t xml:space="preserve">VARCHAR(100)</w:t>
+      </w:r>
+      <w:r>
+        <w:t xml:space="preserve">FK</w:t>
+      </w:r>
+      <w:r>
+        <w:t xml:space="preserve">transformations</w:t>
+      </w:r>
+      <w:r>
+        <w:t xml:space="preserve">JSON</w:t>
+      </w:r>
+      <w:r>
+        <w:t xml:space="preserve">destination_repository_id</w:t>
+      </w:r>
+      <w:r>
+        <w:t xml:space="preserve">INT</w:t>
+      </w:r>
+      <w:r>
+        <w:t xml:space="preserve">hierarchy_config</w:t>
+      </w:r>
+      <w:r>
+        <w:t xml:space="preserve">JSON</w:t>
+      </w:r>
+      <w:r>
+        <w:t xml:space="preserve">destination_parent_id</w:t>
+      </w:r>
+      <w:r>
+        <w:t xml:space="preserve">INT</w:t>
+      </w:r>
+      <w:r>
+        <w:t xml:space="preserve">default_values</w:t>
+      </w:r>
+      <w:r>
+        <w:t xml:space="preserve">JSON</w:t>
+      </w:r>
+      <w:r>
+        <w:t xml:space="preserve">FK</w:t>
+      </w:r>
+      <w:r>
+        <w:t xml:space="preserve">template_id</w:t>
+      </w:r>
+      <w:r>
+        <w:t xml:space="preserve">BIGINT</w:t>
+      </w:r>
+      <w:r>
+        <w:t xml:space="preserve">Metadata</w:t>
+      </w:r>
+      <w:r>
+        <w:t xml:space="preserve">Mapping</w:t>
+      </w:r>
+      <w:r>
+        <w:t xml:space="preserve">is_system</w:t>
+      </w:r>
+      <w:r>
+        <w:t xml:space="preserve">TINYINT(1)</w:t>
+      </w:r>
+      <w:r>
+        <w:t xml:space="preserve">field_mappings</w:t>
+      </w:r>
+      <w:r>
+        <w:t xml:space="preserve">JSON</w:t>
+      </w:r>
+      <w:r>
+        <w:t xml:space="preserve">is_enabled</w:t>
+      </w:r>
+      <w:r>
+        <w:t xml:space="preserve">TINYINT(1)</w:t>
+      </w:r>
+      <w:r>
+        <w:t xml:space="preserve">transformations</w:t>
+      </w:r>
+      <w:r>
+        <w:t xml:space="preserve">JSON</w:t>
+      </w:r>
+      <w:r>
+        <w:t xml:space="preserve">usage_count</w:t>
+      </w:r>
+      <w:r>
+        <w:t xml:space="preserve">INT</w:t>
+      </w:r>
+      <w:r>
+        <w:t xml:space="preserve">default_values</w:t>
+      </w:r>
+      <w:r>
+        <w:t xml:space="preserve">JSON</w:t>
+      </w:r>
+      <w:r>
+        <w:t xml:space="preserve">version</w:t>
+      </w:r>
+      <w:r>
+        <w:t xml:space="preserve">VARCHAR(20)</w:t>
+      </w:r>
+      <w:r>
+        <w:t xml:space="preserve">import_options</w:t>
+      </w:r>
+      <w:r>
+        <w:t xml:space="preserve">JSON</w:t>
+      </w:r>
+      <w:r>
+        <w:t xml:space="preserve">created_by</w:t>
+      </w:r>
+      <w:r>
+        <w:t xml:space="preserve">INT</w:t>
+      </w:r>
+      <w:r>
+        <w:t xml:space="preserve">created_at</w:t>
+      </w:r>
+      <w:r>
+        <w:t xml:space="preserve">TIMESTAMP</w:t>
+      </w:r>
+      <w:r>
+        <w:t xml:space="preserve">Output</w:t>
+      </w:r>
+      <w:r>
+        <w:t xml:space="preserve">updated_at</w:t>
+      </w:r>
+      <w:r>
+        <w:t xml:space="preserve">TIMESTAMP</w:t>
+      </w:r>
+      <w:r>
+        <w:t xml:space="preserve">output_mode</w:t>
+      </w:r>
+      <w:r>
+        <w:t xml:space="preserve">ENUM</w:t>
+      </w:r>
+      <w:r>
+        <w:t xml:space="preserve">export_file</w:t>
+      </w:r>
+      <w:r>
+        <w:t xml:space="preserve">VARCHAR(500)</w:t>
+      </w:r>
+      <w:r>
+        <w:t xml:space="preserve">Status</w:t>
+      </w:r>
+      <w:r>
+        <w:t xml:space="preserve">status</w:t>
+      </w:r>
+      <w:r>
+        <w:t xml:space="preserve">ENUM</w:t>
+      </w:r>
+      <w:r>
+        <w:t xml:space="preserve">total_records</w:t>
+      </w:r>
+      <w:r>
+        <w:t xml:space="preserve">INT</w:t>
+      </w:r>
+      <w:r>
+        <w:t xml:space="preserve">processed_records</w:t>
+      </w:r>
+      <w:r>
+        <w:t xml:space="preserve">INT</w:t>
+      </w:r>
+      <w:r>
+        <w:t xml:space="preserve">imported_records</w:t>
+      </w:r>
+      <w:r>
+        <w:t xml:space="preserve">INT</w:t>
+      </w:r>
+      <w:r>
+        <w:t xml:space="preserve">updated_records</w:t>
+      </w:r>
+      <w:r>
+        <w:t xml:space="preserve">INT</w:t>
+      </w:r>
+      <w:r>
+        <w:t xml:space="preserve">skipped_records</w:t>
+      </w:r>
+      <w:r>
+        <w:t xml:space="preserve">INT</w:t>
+      </w:r>
+      <w:r>
+        <w:t xml:space="preserve">error_count</w:t>
+      </w:r>
+      <w:r>
+        <w:t xml:space="preserve">INT</w:t>
+      </w:r>
+      <w:r>
+        <w:t xml:space="preserve">validation_errors</w:t>
+      </w:r>
+      <w:r>
+        <w:t xml:space="preserve">JSON</w:t>
+      </w:r>
+      <w:r>
+        <w:t xml:space="preserve">Timestamps</w:t>
+      </w:r>
+      <w:r>
+        <w:t xml:space="preserve">started_at</w:t>
+      </w:r>
+      <w:r>
+        <w:t xml:space="preserve">TIMESTAMP</w:t>
+      </w:r>
+      <w:r>
+        <w:t xml:space="preserve">completed_at</w:t>
+      </w:r>
+      <w:r>
+        <w:t xml:space="preserve">TIMESTAMP</w:t>
+      </w:r>
+      <w:r>
+        <w:t xml:space="preserve">created_by</w:t>
+      </w:r>
+      <w:r>
+        <w:t xml:space="preserve">INT</w:t>
+      </w:r>
+      <w:r>
+        <w:t xml:space="preserve">created_at</w:t>
+      </w:r>
+      <w:r>
+        <w:t xml:space="preserve">TIMESTAMP</w:t>
+      </w:r>
+      <w:r>
+        <w:t xml:space="preserve">updated_at</w:t>
+      </w:r>
+      <w:r>
+        <w:t xml:space="preserve">TIMESTAMP</w:t>
+      </w:r>
+      <w:r>
+        <w:t xml:space="preserve">1:N</w:t>
+      </w:r>
+      <w:r>
+        <w:t xml:space="preserve">v</w:t>
+      </w:r>
+      <w:r>
+        <w:t xml:space="preserve">atom_migration_log</w:t>
+      </w:r>
+      <w:r>
+        <w:t xml:space="preserve">atom_migration_staged</w:t>
+      </w:r>
+      <w:r>
+        <w:t xml:space="preserve">PK</w:t>
+      </w:r>
+      <w:r>
+        <w:t xml:space="preserve">id</w:t>
+      </w:r>
+      <w:r>
+        <w:t xml:space="preserve">BIGINT</w:t>
+      </w:r>
+      <w:r>
+        <w:t xml:space="preserve">PK</w:t>
+      </w:r>
+      <w:r>
+        <w:t xml:space="preserve">id</w:t>
+      </w:r>
+      <w:r>
+        <w:t xml:space="preserve">BIGINT</w:t>
+      </w:r>
+      <w:r>
+        <w:t xml:space="preserve">FK</w:t>
+      </w:r>
+      <w:r>
+        <w:t xml:space="preserve">job_id</w:t>
+      </w:r>
+      <w:r>
+        <w:t xml:space="preserve">BIGINT</w:t>
+      </w:r>
+      <w:r>
+        <w:t xml:space="preserve">FK</w:t>
+      </w:r>
+      <w:r>
+        <w:t xml:space="preserve">job_id</w:t>
+      </w:r>
+      <w:r>
+        <w:t xml:space="preserve">BIGINT</w:t>
+      </w:r>
+      <w:r>
+        <w:t xml:space="preserve">row_number</w:t>
+      </w:r>
+      <w:r>
+        <w:t xml:space="preserve">INT</w:t>
+      </w:r>
+      <w:r>
+        <w:t xml:space="preserve">row_number</w:t>
+      </w:r>
+      <w:r>
+        <w:t xml:space="preserve">INT</w:t>
+      </w:r>
+      <w:r>
+        <w:t xml:space="preserve">source_id</w:t>
+      </w:r>
+      <w:r>
+        <w:t xml:space="preserve">VARCHAR(255)</w:t>
+      </w:r>
+      <w:r>
+        <w:t xml:space="preserve">source_id</w:t>
+      </w:r>
+      <w:r>
+        <w:t xml:space="preserve">VARCHAR(255)</w:t>
+      </w:r>
+      <w:r>
+        <w:t xml:space="preserve">Record</w:t>
+      </w:r>
+      <w:r>
+        <w:t xml:space="preserve">Info</w:t>
+      </w:r>
+      <w:r>
+        <w:t xml:space="preserve">Classification</w:t>
+      </w:r>
+      <w:r>
+        <w:t xml:space="preserve">record_type</w:t>
+      </w:r>
+      <w:r>
+        <w:t xml:space="preserve">VARCHAR(100)</w:t>
+      </w:r>
+      <w:r>
+        <w:t xml:space="preserve">record_type</w:t>
+      </w:r>
+      <w:r>
+        <w:t xml:space="preserve">VARCHAR(100)</w:t>
+      </w:r>
+      <w:r>
+        <w:t xml:space="preserve">atom_object_id</w:t>
+      </w:r>
+      <w:r>
+        <w:t xml:space="preserve">INT</w:t>
+      </w:r>
+      <w:r>
+        <w:t xml:space="preserve">parent_source_id</w:t>
+      </w:r>
+      <w:r>
+        <w:t xml:space="preserve">VARCHAR(255)</w:t>
+      </w:r>
+      <w:r>
+        <w:t xml:space="preserve">atom_slug</w:t>
+      </w:r>
+      <w:r>
+        <w:t xml:space="preserve">VARCHAR(255)</w:t>
+      </w:r>
+      <w:r>
+        <w:t xml:space="preserve">hierarchy_level</w:t>
+      </w:r>
+      <w:r>
+        <w:t xml:space="preserve">INT</w:t>
+      </w:r>
+      <w:r>
+        <w:t xml:space="preserve">action</w:t>
+      </w:r>
+      <w:r>
+        <w:t xml:space="preserve">ENUM</w:t>
+      </w:r>
+      <w:r>
+        <w:t xml:space="preserve">sort_order</w:t>
+      </w:r>
+      <w:r>
+        <w:t xml:space="preserve">INT</w:t>
+      </w:r>
+      <w:r>
+        <w:t xml:space="preserve">Hierarchy</w:t>
+      </w:r>
+      <w:r>
+        <w:t xml:space="preserve">Data</w:t>
+      </w:r>
+      <w:r>
+        <w:t xml:space="preserve">parent_source_id</w:t>
+      </w:r>
+      <w:r>
+        <w:t xml:space="preserve">VARCHAR(255)</w:t>
+      </w:r>
+      <w:r>
+        <w:t xml:space="preserve">source_data</w:t>
+      </w:r>
+      <w:r>
+        <w:t xml:space="preserve">JSON</w:t>
+      </w:r>
+      <w:r>
+        <w:t xml:space="preserve">mapped_data</w:t>
+      </w:r>
+      <w:r>
+        <w:t xml:space="preserve">JSON</w:t>
+      </w:r>
+      <w:r>
+        <w:t xml:space="preserve">Data</w:t>
+      </w:r>
+      <w:r>
+        <w:t xml:space="preserve">source_data</w:t>
+      </w:r>
+      <w:r>
+        <w:t xml:space="preserve">JSON</w:t>
+      </w:r>
+      <w:r>
+        <w:t xml:space="preserve">Validation</w:t>
+      </w:r>
+      <w:r>
+        <w:t xml:space="preserve">mapped_data</w:t>
+      </w:r>
+      <w:r>
+        <w:t xml:space="preserve">JSON</w:t>
+      </w:r>
+      <w:r>
+        <w:t xml:space="preserve">validation_status</w:t>
+      </w:r>
+      <w:r>
+        <w:t xml:space="preserve">ENUM</w:t>
+      </w:r>
+      <w:r>
+        <w:t xml:space="preserve">validation_messages</w:t>
+      </w:r>
+      <w:r>
+        <w:t xml:space="preserve">JSON</w:t>
+      </w:r>
+      <w:r>
+        <w:t xml:space="preserve">Messages</w:t>
+      </w:r>
+      <w:r>
+        <w:t xml:space="preserve">import_status</w:t>
+      </w:r>
+      <w:r>
+        <w:t xml:space="preserve">ENUM</w:t>
+      </w:r>
+      <w:r>
+        <w:t xml:space="preserve">error_message</w:t>
+      </w:r>
+      <w:r>
+        <w:t xml:space="preserve">TEXT</w:t>
+      </w:r>
+      <w:r>
+        <w:t xml:space="preserve">warning_message</w:t>
+      </w:r>
+      <w:r>
+        <w:t xml:space="preserve">TEXT</w:t>
+      </w:r>
+      <w:r>
+        <w:t xml:space="preserve">created_at</w:t>
+      </w:r>
+      <w:r>
+        <w:t xml:space="preserve">TIMESTAMP</w:t>
+      </w:r>
+      <w:r>
+        <w:t xml:space="preserve">created_at</w:t>
+      </w:r>
+      <w:r>
+        <w:t xml:space="preserve">TIMESTAMP</w:t>
       </w:r>
     </w:p>
     <w:bookmarkEnd w:id="22"/>
@@ -12977,7 +12670,7 @@
               <w:jc w:val="left"/>
             </w:pPr>
             <w:r>
-              <w:t xml:space="preserve">SPECTRUM 5.0</w:t>
+              <w:t xml:space="preserve">COLLECTIONS PROCEDURES</w:t>
             </w:r>
           </w:p>
         </w:tc>
@@ -13417,13 +13110,13 @@
       </w:tr>
     </w:tbl>
     <w:bookmarkEnd w:id="41"/>
-    <w:bookmarkStart w:id="42" w:name="museum-sector-fields-spectrum"/>
+    <w:bookmarkStart w:id="42" w:name="Xfc9f8d6c61fa667c1679abc328e0ca89fc10608"/>
     <w:p>
       <w:pPr>
         <w:pStyle w:val="Heading3"/>
       </w:pPr>
       <w:r>
-        <w:t xml:space="preserve">Museum Sector Fields (SPECTRUM)</w:t>
+        <w:t xml:space="preserve">Museum Sector Fields (COLLECTIONS PROCEDURES)</w:t>
       </w:r>
     </w:p>
     <w:tbl>
@@ -16880,355 +16573,61 @@
     </w:p>
     <w:p>
       <w:pPr>
-        <w:pStyle w:val="SourceCode"/>
+        <w:pStyle w:val="FirstParagraph"/>
       </w:pPr>
       <w:r>
-        <w:rPr>
-          <w:rStyle w:val="VerbatimChar"/>
-        </w:rPr>
-        <w:t xml:space="preserve">                           +----------------+</w:t>
-      </w:r>
-      <w:r>
-        <w:br/>
-      </w:r>
-      <w:r>
-        <w:rPr>
-          <w:rStyle w:val="VerbatimChar"/>
-        </w:rPr>
-        <w:t xml:space="preserve">                           |    pending     |</w:t>
-      </w:r>
-      <w:r>
-        <w:br/>
-      </w:r>
-      <w:r>
-        <w:rPr>
-          <w:rStyle w:val="VerbatimChar"/>
-        </w:rPr>
-        <w:t xml:space="preserve">                           +----------------+</w:t>
-      </w:r>
-      <w:r>
-        <w:br/>
-      </w:r>
-      <w:r>
-        <w:rPr>
-          <w:rStyle w:val="VerbatimChar"/>
-        </w:rPr>
-        <w:t xml:space="preserve">                                   |</w:t>
-      </w:r>
-      <w:r>
-        <w:br/>
-      </w:r>
-      <w:r>
-        <w:rPr>
-          <w:rStyle w:val="VerbatimChar"/>
-        </w:rPr>
-        <w:t xml:space="preserve">                                   v</w:t>
-      </w:r>
-      <w:r>
-        <w:br/>
-      </w:r>
-      <w:r>
-        <w:rPr>
-          <w:rStyle w:val="VerbatimChar"/>
-        </w:rPr>
-        <w:t xml:space="preserve">                           +----------------+</w:t>
-      </w:r>
-      <w:r>
-        <w:br/>
-      </w:r>
-      <w:r>
-        <w:rPr>
-          <w:rStyle w:val="VerbatimChar"/>
-        </w:rPr>
-        <w:t xml:space="preserve">                           |    mapping     |</w:t>
-      </w:r>
-      <w:r>
-        <w:br/>
-      </w:r>
-      <w:r>
-        <w:rPr>
-          <w:rStyle w:val="VerbatimChar"/>
-        </w:rPr>
-        <w:t xml:space="preserve">                           +----------------+</w:t>
-      </w:r>
-      <w:r>
-        <w:br/>
-      </w:r>
-      <w:r>
-        <w:rPr>
-          <w:rStyle w:val="VerbatimChar"/>
-        </w:rPr>
-        <w:t xml:space="preserve">                                   |</w:t>
-      </w:r>
-      <w:r>
-        <w:br/>
-      </w:r>
-      <w:r>
-        <w:rPr>
-          <w:rStyle w:val="VerbatimChar"/>
-        </w:rPr>
-        <w:t xml:space="preserve">                                   v</w:t>
-      </w:r>
-      <w:r>
-        <w:br/>
-      </w:r>
-      <w:r>
-        <w:rPr>
-          <w:rStyle w:val="VerbatimChar"/>
-        </w:rPr>
-        <w:t xml:space="preserve">                           +----------------+</w:t>
-      </w:r>
-      <w:r>
-        <w:br/>
-      </w:r>
-      <w:r>
-        <w:rPr>
-          <w:rStyle w:val="VerbatimChar"/>
-        </w:rPr>
-        <w:t xml:space="preserve">                           |  validating    |</w:t>
-      </w:r>
-      <w:r>
-        <w:br/>
-      </w:r>
-      <w:r>
-        <w:rPr>
-          <w:rStyle w:val="VerbatimChar"/>
-        </w:rPr>
-        <w:t xml:space="preserve">                           +----------------+</w:t>
-      </w:r>
-      <w:r>
-        <w:br/>
-      </w:r>
-      <w:r>
-        <w:rPr>
-          <w:rStyle w:val="VerbatimChar"/>
-        </w:rPr>
-        <w:t xml:space="preserve">                                   |</w:t>
-      </w:r>
-      <w:r>
-        <w:br/>
-      </w:r>
-      <w:r>
-        <w:rPr>
-          <w:rStyle w:val="VerbatimChar"/>
-        </w:rPr>
-        <w:t xml:space="preserve">                    +--------------+--------------+</w:t>
-      </w:r>
-      <w:r>
-        <w:br/>
-      </w:r>
-      <w:r>
-        <w:rPr>
-          <w:rStyle w:val="VerbatimChar"/>
-        </w:rPr>
-        <w:t xml:space="preserve">                    |                             |</w:t>
-      </w:r>
-      <w:r>
-        <w:br/>
-      </w:r>
-      <w:r>
-        <w:rPr>
-          <w:rStyle w:val="VerbatimChar"/>
-        </w:rPr>
-        <w:t xml:space="preserve">                    v                             v</w:t>
-      </w:r>
-      <w:r>
-        <w:br/>
-      </w:r>
-      <w:r>
-        <w:rPr>
-          <w:rStyle w:val="VerbatimChar"/>
-        </w:rPr>
-        <w:t xml:space="preserve">           +----------------+            +----------------+</w:t>
-      </w:r>
-      <w:r>
-        <w:br/>
-      </w:r>
-      <w:r>
-        <w:rPr>
-          <w:rStyle w:val="VerbatimChar"/>
-        </w:rPr>
-        <w:t xml:space="preserve">           |   validated    |            |    failed      |</w:t>
-      </w:r>
-      <w:r>
-        <w:br/>
-      </w:r>
-      <w:r>
-        <w:rPr>
-          <w:rStyle w:val="VerbatimChar"/>
-        </w:rPr>
-        <w:t xml:space="preserve">           +----------------+            +----------------+</w:t>
-      </w:r>
-      <w:r>
-        <w:br/>
-      </w:r>
-      <w:r>
-        <w:rPr>
-          <w:rStyle w:val="VerbatimChar"/>
-        </w:rPr>
-        <w:t xml:space="preserve">                    |</w:t>
-      </w:r>
-      <w:r>
-        <w:br/>
-      </w:r>
-      <w:r>
-        <w:rPr>
-          <w:rStyle w:val="VerbatimChar"/>
-        </w:rPr>
-        <w:t xml:space="preserve">         +----------+----------+</w:t>
-      </w:r>
-      <w:r>
-        <w:br/>
-      </w:r>
-      <w:r>
-        <w:rPr>
-          <w:rStyle w:val="VerbatimChar"/>
-        </w:rPr>
-        <w:t xml:space="preserve">         |                     |</w:t>
-      </w:r>
-      <w:r>
-        <w:br/>
-      </w:r>
-      <w:r>
-        <w:rPr>
-          <w:rStyle w:val="VerbatimChar"/>
-        </w:rPr>
-        <w:t xml:space="preserve">         v                     v</w:t>
-      </w:r>
-      <w:r>
-        <w:br/>
-      </w:r>
-      <w:r>
-        <w:rPr>
-          <w:rStyle w:val="VerbatimChar"/>
-        </w:rPr>
-        <w:t xml:space="preserve">+----------------+     +----------------+</w:t>
-      </w:r>
-      <w:r>
-        <w:br/>
-      </w:r>
-      <w:r>
-        <w:rPr>
-          <w:rStyle w:val="VerbatimChar"/>
-        </w:rPr>
-        <w:t xml:space="preserve">|   importing    |     |   exporting    |</w:t>
-      </w:r>
-      <w:r>
-        <w:br/>
-      </w:r>
-      <w:r>
-        <w:rPr>
-          <w:rStyle w:val="VerbatimChar"/>
-        </w:rPr>
-        <w:t xml:space="preserve">+----------------+     +----------------+</w:t>
-      </w:r>
-      <w:r>
-        <w:br/>
-      </w:r>
-      <w:r>
-        <w:rPr>
-          <w:rStyle w:val="VerbatimChar"/>
-        </w:rPr>
-        <w:t xml:space="preserve">         |                     |</w:t>
-      </w:r>
-      <w:r>
-        <w:br/>
-      </w:r>
-      <w:r>
-        <w:rPr>
-          <w:rStyle w:val="VerbatimChar"/>
-        </w:rPr>
-        <w:t xml:space="preserve">         +----------+----------+</w:t>
-      </w:r>
-      <w:r>
-        <w:br/>
-      </w:r>
-      <w:r>
-        <w:rPr>
-          <w:rStyle w:val="VerbatimChar"/>
-        </w:rPr>
-        <w:t xml:space="preserve">                    |</w:t>
-      </w:r>
-      <w:r>
-        <w:br/>
-      </w:r>
-      <w:r>
-        <w:rPr>
-          <w:rStyle w:val="VerbatimChar"/>
-        </w:rPr>
-        <w:t xml:space="preserve">                    v</w:t>
-      </w:r>
-      <w:r>
-        <w:br/>
-      </w:r>
-      <w:r>
-        <w:rPr>
-          <w:rStyle w:val="VerbatimChar"/>
-        </w:rPr>
-        <w:t xml:space="preserve">           +----------------+</w:t>
-      </w:r>
-      <w:r>
-        <w:br/>
-      </w:r>
-      <w:r>
-        <w:rPr>
-          <w:rStyle w:val="VerbatimChar"/>
-        </w:rPr>
-        <w:t xml:space="preserve">           |   completed    |</w:t>
-      </w:r>
-      <w:r>
-        <w:br/>
-      </w:r>
-      <w:r>
-        <w:rPr>
-          <w:rStyle w:val="VerbatimChar"/>
-        </w:rPr>
-        <w:t xml:space="preserve">           +----------------+</w:t>
-      </w:r>
-      <w:r>
-        <w:br/>
-      </w:r>
-      <w:r>
-        <w:rPr>
-          <w:rStyle w:val="VerbatimChar"/>
-        </w:rPr>
-        <w:t xml:space="preserve">                    |</w:t>
-      </w:r>
-      <w:r>
-        <w:br/>
-      </w:r>
-      <w:r>
-        <w:rPr>
-          <w:rStyle w:val="VerbatimChar"/>
-        </w:rPr>
-        <w:t xml:space="preserve">                    v</w:t>
-      </w:r>
-      <w:r>
-        <w:br/>
-      </w:r>
-      <w:r>
-        <w:rPr>
-          <w:rStyle w:val="VerbatimChar"/>
-        </w:rPr>
-        <w:t xml:space="preserve">           +----------------+</w:t>
-      </w:r>
-      <w:r>
-        <w:br/>
-      </w:r>
-      <w:r>
-        <w:rPr>
-          <w:rStyle w:val="VerbatimChar"/>
-        </w:rPr>
-        <w:t xml:space="preserve">           |   rollback     | (optional)</w:t>
-      </w:r>
-      <w:r>
-        <w:br/>
-      </w:r>
-      <w:r>
-        <w:rPr>
-          <w:rStyle w:val="VerbatimChar"/>
-        </w:rPr>
-        <w:t xml:space="preserve">           +----------------+</w:t>
+        <w:t xml:space="preserve">pending</w:t>
+      </w:r>
+      <w:r>
+        <w:t xml:space="preserve">v</w:t>
+      </w:r>
+      <w:r>
+        <w:t xml:space="preserve">mapping</w:t>
+      </w:r>
+      <w:r>
+        <w:t xml:space="preserve">v</w:t>
+      </w:r>
+      <w:r>
+        <w:t xml:space="preserve">validating</w:t>
+      </w:r>
+      <w:r>
+        <w:t xml:space="preserve">v</w:t>
+      </w:r>
+      <w:r>
+        <w:t xml:space="preserve">v</w:t>
+      </w:r>
+      <w:r>
+        <w:t xml:space="preserve">validated</w:t>
+      </w:r>
+      <w:r>
+        <w:t xml:space="preserve">failed</w:t>
+      </w:r>
+      <w:r>
+        <w:t xml:space="preserve">v</w:t>
+      </w:r>
+      <w:r>
+        <w:t xml:space="preserve">v</w:t>
+      </w:r>
+      <w:r>
+        <w:t xml:space="preserve">importing</w:t>
+      </w:r>
+      <w:r>
+        <w:t xml:space="preserve">exporting</w:t>
+      </w:r>
+      <w:r>
+        <w:t xml:space="preserve">v</w:t>
+      </w:r>
+      <w:r>
+        <w:t xml:space="preserve">completed</w:t>
+      </w:r>
+      <w:r>
+        <w:t xml:space="preserve">v</w:t>
+      </w:r>
+      <w:r>
+        <w:t xml:space="preserve">rollback</w:t>
+      </w:r>
+      <w:r>
+        <w:t xml:space="preserve">(optional)</w:t>
       </w:r>
     </w:p>
     <w:p>
@@ -19516,247 +18915,88 @@
     </w:p>
     <w:p>
       <w:pPr>
-        <w:pStyle w:val="SourceCode"/>
+        <w:pStyle w:val="FirstParagraph"/>
       </w:pPr>
       <w:r>
-        <w:rPr>
-          <w:rStyle w:val="VerbatimChar"/>
-        </w:rPr>
         <w:t xml:space="preserve">ahgMigrationPlugin/</w:t>
       </w:r>
       <w:r>
-        <w:br/>
-      </w:r>
-      <w:r>
-        <w:rPr>
-          <w:rStyle w:val="VerbatimChar"/>
-        </w:rPr>
-        <w:t xml:space="preserve">+-- config/</w:t>
-      </w:r>
-      <w:r>
-        <w:br/>
-      </w:r>
-      <w:r>
-        <w:rPr>
-          <w:rStyle w:val="VerbatimChar"/>
-        </w:rPr>
-        <w:t xml:space="preserve">|   +-- ahgMigrationPluginConfiguration.class.php</w:t>
-      </w:r>
-      <w:r>
-        <w:br/>
-      </w:r>
-      <w:r>
-        <w:rPr>
-          <w:rStyle w:val="VerbatimChar"/>
-        </w:rPr>
-        <w:t xml:space="preserve">+-- database/</w:t>
-      </w:r>
-      <w:r>
-        <w:br/>
-      </w:r>
-      <w:r>
-        <w:rPr>
-          <w:rStyle w:val="VerbatimChar"/>
-        </w:rPr>
-        <w:t xml:space="preserve">|   +-- install.sql</w:t>
-      </w:r>
-      <w:r>
-        <w:br/>
-      </w:r>
-      <w:r>
-        <w:rPr>
-          <w:rStyle w:val="VerbatimChar"/>
-        </w:rPr>
-        <w:t xml:space="preserve">+-- lib/</w:t>
-      </w:r>
-      <w:r>
-        <w:br/>
-      </w:r>
-      <w:r>
-        <w:rPr>
-          <w:rStyle w:val="VerbatimChar"/>
-        </w:rPr>
-        <w:t xml:space="preserve">|   +-- Mappers/</w:t>
-      </w:r>
-      <w:r>
-        <w:br/>
-      </w:r>
-      <w:r>
-        <w:rPr>
-          <w:rStyle w:val="VerbatimChar"/>
-        </w:rPr>
-        <w:t xml:space="preserve">|   |   +-- FieldMapper.php</w:t>
-      </w:r>
-      <w:r>
-        <w:br/>
-      </w:r>
-      <w:r>
-        <w:rPr>
-          <w:rStyle w:val="VerbatimChar"/>
-        </w:rPr>
-        <w:t xml:space="preserve">|   |   +-- TransformationEngine.php</w:t>
-      </w:r>
-      <w:r>
-        <w:br/>
-      </w:r>
-      <w:r>
-        <w:rPr>
-          <w:rStyle w:val="VerbatimChar"/>
-        </w:rPr>
-        <w:t xml:space="preserve">|   +-- Parsers/</w:t>
-      </w:r>
-      <w:r>
-        <w:br/>
-      </w:r>
-      <w:r>
-        <w:rPr>
-          <w:rStyle w:val="VerbatimChar"/>
-        </w:rPr>
-        <w:t xml:space="preserve">|   |   +-- ParserInterface.php</w:t>
-      </w:r>
-      <w:r>
-        <w:br/>
-      </w:r>
-      <w:r>
-        <w:rPr>
-          <w:rStyle w:val="VerbatimChar"/>
-        </w:rPr>
-        <w:t xml:space="preserve">|   |   +-- ParserFactory.php</w:t>
-      </w:r>
-      <w:r>
-        <w:br/>
-      </w:r>
-      <w:r>
-        <w:rPr>
-          <w:rStyle w:val="VerbatimChar"/>
-        </w:rPr>
-        <w:t xml:space="preserve">|   |   +-- CsvParser.php</w:t>
-      </w:r>
-      <w:r>
-        <w:br/>
-      </w:r>
-      <w:r>
-        <w:rPr>
-          <w:rStyle w:val="VerbatimChar"/>
-        </w:rPr>
-        <w:t xml:space="preserve">|   |   +-- XmlParser.php</w:t>
-      </w:r>
-      <w:r>
-        <w:br/>
-      </w:r>
-      <w:r>
-        <w:rPr>
-          <w:rStyle w:val="VerbatimChar"/>
-        </w:rPr>
-        <w:t xml:space="preserve">|   |   +-- EadParser.php</w:t>
-      </w:r>
-      <w:r>
-        <w:br/>
-      </w:r>
-      <w:r>
-        <w:rPr>
-          <w:rStyle w:val="VerbatimChar"/>
-        </w:rPr>
-        <w:t xml:space="preserve">|   +-- Repositories/</w:t>
-      </w:r>
-      <w:r>
-        <w:br/>
-      </w:r>
-      <w:r>
-        <w:rPr>
-          <w:rStyle w:val="VerbatimChar"/>
-        </w:rPr>
-        <w:t xml:space="preserve">|   |   +-- MigrationRepository.php</w:t>
-      </w:r>
-      <w:r>
-        <w:br/>
-      </w:r>
-      <w:r>
-        <w:rPr>
-          <w:rStyle w:val="VerbatimChar"/>
-        </w:rPr>
-        <w:t xml:space="preserve">|   +-- Sectors/</w:t>
-      </w:r>
-      <w:r>
-        <w:br/>
-      </w:r>
-      <w:r>
-        <w:rPr>
-          <w:rStyle w:val="VerbatimChar"/>
-        </w:rPr>
-        <w:t xml:space="preserve">|       +-- SectorInterface.php</w:t>
-      </w:r>
-      <w:r>
-        <w:br/>
-      </w:r>
-      <w:r>
-        <w:rPr>
-          <w:rStyle w:val="VerbatimChar"/>
-        </w:rPr>
-        <w:t xml:space="preserve">|       +-- AbstractSector.php</w:t>
-      </w:r>
-      <w:r>
-        <w:br/>
-      </w:r>
-      <w:r>
-        <w:rPr>
-          <w:rStyle w:val="VerbatimChar"/>
-        </w:rPr>
-        <w:t xml:space="preserve">|       +-- SectorFactory.php</w:t>
-      </w:r>
-      <w:r>
-        <w:br/>
-      </w:r>
-      <w:r>
-        <w:rPr>
-          <w:rStyle w:val="VerbatimChar"/>
-        </w:rPr>
-        <w:t xml:space="preserve">|       +-- ArchivesSector.php</w:t>
-      </w:r>
-      <w:r>
-        <w:br/>
-      </w:r>
-      <w:r>
-        <w:rPr>
-          <w:rStyle w:val="VerbatimChar"/>
-        </w:rPr>
-        <w:t xml:space="preserve">|       +-- MuseumSector.php</w:t>
-      </w:r>
-      <w:r>
-        <w:br/>
-      </w:r>
-      <w:r>
-        <w:rPr>
-          <w:rStyle w:val="VerbatimChar"/>
-        </w:rPr>
-        <w:t xml:space="preserve">|       +-- LibrarySector.php</w:t>
-      </w:r>
-      <w:r>
-        <w:br/>
-      </w:r>
-      <w:r>
-        <w:rPr>
-          <w:rStyle w:val="VerbatimChar"/>
-        </w:rPr>
-        <w:t xml:space="preserve">|       +-- GallerySector.php</w:t>
-      </w:r>
-      <w:r>
-        <w:br/>
-      </w:r>
-      <w:r>
-        <w:rPr>
-          <w:rStyle w:val="VerbatimChar"/>
-        </w:rPr>
-        <w:t xml:space="preserve">|       +-- DamSector.php</w:t>
-      </w:r>
-      <w:r>
-        <w:br/>
-      </w:r>
-      <w:r>
-        <w:rPr>
-          <w:rStyle w:val="VerbatimChar"/>
-        </w:rPr>
-        <w:t xml:space="preserve">+-- extension.json</w:t>
+        <w:t xml:space="preserve">config/</w:t>
+      </w:r>
+      <w:r>
+        <w:t xml:space="preserve">ahgMigrationPluginConfiguration.class.php</w:t>
+      </w:r>
+      <w:r>
+        <w:t xml:space="preserve">database/</w:t>
+      </w:r>
+      <w:r>
+        <w:t xml:space="preserve">install.sql</w:t>
+      </w:r>
+      <w:r>
+        <w:t xml:space="preserve">lib/</w:t>
+      </w:r>
+      <w:r>
+        <w:t xml:space="preserve">Mappers/</w:t>
+      </w:r>
+      <w:r>
+        <w:t xml:space="preserve">FieldMapper.php</w:t>
+      </w:r>
+      <w:r>
+        <w:t xml:space="preserve">TransformationEngine.php</w:t>
+      </w:r>
+      <w:r>
+        <w:t xml:space="preserve">Parsers/</w:t>
+      </w:r>
+      <w:r>
+        <w:t xml:space="preserve">ParserInterface.php</w:t>
+      </w:r>
+      <w:r>
+        <w:t xml:space="preserve">ParserFactory.php</w:t>
+      </w:r>
+      <w:r>
+        <w:t xml:space="preserve">CsvParser.php</w:t>
+      </w:r>
+      <w:r>
+        <w:t xml:space="preserve">XmlParser.php</w:t>
+      </w:r>
+      <w:r>
+        <w:t xml:space="preserve">EadParser.php</w:t>
+      </w:r>
+      <w:r>
+        <w:t xml:space="preserve">Repositories/</w:t>
+      </w:r>
+      <w:r>
+        <w:t xml:space="preserve">MigrationRepository.php</w:t>
+      </w:r>
+      <w:r>
+        <w:t xml:space="preserve">Sectors/</w:t>
+      </w:r>
+      <w:r>
+        <w:t xml:space="preserve">SectorInterface.php</w:t>
+      </w:r>
+      <w:r>
+        <w:t xml:space="preserve">AbstractSector.php</w:t>
+      </w:r>
+      <w:r>
+        <w:t xml:space="preserve">SectorFactory.php</w:t>
+      </w:r>
+      <w:r>
+        <w:t xml:space="preserve">ArchivesSector.php</w:t>
+      </w:r>
+      <w:r>
+        <w:t xml:space="preserve">MuseumSector.php</w:t>
+      </w:r>
+      <w:r>
+        <w:t xml:space="preserve">LibrarySector.php</w:t>
+      </w:r>
+      <w:r>
+        <w:t xml:space="preserve">GallerySector.php</w:t>
+      </w:r>
+      <w:r>
+        <w:t xml:space="preserve">DamSector.php</w:t>
+      </w:r>
+      <w:r>
+        <w:t xml:space="preserve">extension.json</w:t>
       </w:r>
     </w:p>
     <w:p>
@@ -19978,7 +19218,7 @@
   <w:docDefaults>
     <w:rPrDefault>
       <w:rPr>
-        <w:rFonts w:ascii="Arial" w:cs="Arial" w:eastAsia="Arial" w:hAnsi="Arial"/>
+        <w:rFonts w:asciiTheme="minorHAnsi" w:cstheme="minorBidi" w:eastAsiaTheme="minorHAnsi" w:hAnsiTheme="minorHAnsi"/>
         <w:sz w:val="24"/>
         <w:szCs w:val="24"/>
         <w:lang w:bidi="ar-SA" w:eastAsia="en-US" w:val="en-US"/>
@@ -19986,7 +19226,7 @@
     </w:rPrDefault>
     <w:pPrDefault>
       <w:pPr>
-        <w:spacing w:after="200" w:line="360" w:lineRule="auto"/>
+        <w:spacing w:after="200"/>
       </w:pPr>
     </w:pPrDefault>
   </w:docDefaults>
@@ -20739,7 +19979,7 @@
     </a:clrScheme>
     <a:fontScheme name="Office">
       <a:majorFont>
-        <a:latin typeface="Arial"/>
+        <a:latin typeface="Calibri"/>
         <a:ea typeface=""/>
         <a:cs typeface=""/>
         <a:font script="Jpan" typeface="ＭＳ ゴシック"/>
@@ -20773,7 +20013,7 @@
         <a:font script="Uigh" typeface="Microsoft Uighur"/>
       </a:majorFont>
       <a:minorFont>
-        <a:latin typeface="Arial"/>
+        <a:latin typeface="Cambria"/>
         <a:ea typeface=""/>
         <a:cs typeface=""/>
         <a:font script="Jpan" typeface="ＭＳ 明朝"/>
